--- a/使用说明文档.docx
+++ b/使用说明文档.docx
@@ -4719,7 +4719,7 @@
           <w:color w:val="1a1a1a"/>
           <w:sz w:val="24"/>
         </w:rPr>
-        <w:t>展示当前成员的全部本地报名记录与状态。进入页面会自动补传未同步记录并静默拉取一次服务器审核状态，服务器存在而本地缺失的记录（如另一台设备报名或 RFID 刷卡自动创建）会自动补全到本地，保证双端一致；也可手动点"同步服务器状态"。已刷卡签到的记录会显示"已刷卡签到"标记（来自服务端 checkin 字段，同步后落本地库，离线也能看到）。</w:t>
+        <w:t>展示当前成员的全部本地报名记录与状态。进入页面会自动补传未同步记录并静默拉取一次服务器审核状态，服务器存在而本地缺失的记录（如另一台设备报名或 RFID 刷卡自动创建）会自动补全到本地，保证双端一致；也可手动点"同步服务器状态"。已刷卡签到的记录会显示"已刷卡签到"标记（来自服务端 checkin 字段，同步后落本地库，离线也能看到）；"报名时间"取服务器记录的时间，与本机同步时刻无关。</w:t>
       </w:r>
     </w:p>
     <w:p>
